--- a/pagina aws.docx
+++ b/pagina aws.docx
@@ -26,7 +26,7 @@
                     </pic:cNvPicPr>
                   </pic:nvPicPr>
                   <pic:blipFill>
-                    <a:blip r:embed="rId4">
+                    <a:blip r:embed="rId5">
                       <a:extLst>
                         <a:ext uri="{28A0092B-C50C-407E-A947-70E740481C1C}">
                           <a14:useLocalDpi xmlns:a14="http://schemas.microsoft.com/office/drawing/2010/main" val="0"/>
@@ -83,7 +83,7 @@
                     </pic:cNvPicPr>
                   </pic:nvPicPr>
                   <pic:blipFill>
-                    <a:blip r:embed="rId5">
+                    <a:blip r:embed="rId6">
                       <a:extLst>
                         <a:ext uri="{28A0092B-C50C-407E-A947-70E740481C1C}">
                           <a14:useLocalDpi xmlns:a14="http://schemas.microsoft.com/office/drawing/2010/main" val="0"/>
@@ -140,7 +140,7 @@
                     </pic:cNvPicPr>
                   </pic:nvPicPr>
                   <pic:blipFill>
-                    <a:blip r:embed="rId6">
+                    <a:blip r:embed="rId7">
                       <a:extLst>
                         <a:ext uri="{28A0092B-C50C-407E-A947-70E740481C1C}">
                           <a14:useLocalDpi xmlns:a14="http://schemas.microsoft.com/office/drawing/2010/main" val="0"/>
@@ -196,7 +196,7 @@
                     </pic:cNvPicPr>
                   </pic:nvPicPr>
                   <pic:blipFill>
-                    <a:blip r:embed="rId7">
+                    <a:blip r:embed="rId8">
                       <a:extLst>
                         <a:ext uri="{28A0092B-C50C-407E-A947-70E740481C1C}">
                           <a14:useLocalDpi xmlns:a14="http://schemas.microsoft.com/office/drawing/2010/main" val="0"/>
@@ -253,7 +253,7 @@
                     </pic:cNvPicPr>
                   </pic:nvPicPr>
                   <pic:blipFill>
-                    <a:blip r:embed="rId8" cstate="print">
+                    <a:blip r:embed="rId9" cstate="print">
                       <a:extLst>
                         <a:ext uri="{28A0092B-C50C-407E-A947-70E740481C1C}">
                           <a14:useLocalDpi xmlns:a14="http://schemas.microsoft.com/office/drawing/2010/main" val="0"/>
@@ -309,7 +309,7 @@
                     </pic:cNvPicPr>
                   </pic:nvPicPr>
                   <pic:blipFill>
-                    <a:blip r:embed="rId9" cstate="print">
+                    <a:blip r:embed="rId10" cstate="print">
                       <a:extLst>
                         <a:ext uri="{28A0092B-C50C-407E-A947-70E740481C1C}">
                           <a14:useLocalDpi xmlns:a14="http://schemas.microsoft.com/office/drawing/2010/main" val="0"/>
@@ -340,6 +340,319 @@
           </wp:inline>
         </w:drawing>
       </w:r>
+    </w:p>
+    <w:p/>
+    <w:p>
+      <w:pPr>
+        <w:pBdr>
+          <w:top w:val="single" w:sz="2" w:space="0" w:color="auto"/>
+          <w:left w:val="single" w:sz="2" w:space="0" w:color="auto"/>
+          <w:bottom w:val="single" w:sz="2" w:space="0" w:color="auto"/>
+          <w:right w:val="single" w:sz="2" w:space="0" w:color="auto"/>
+        </w:pBdr>
+        <w:shd w:val="clear" w:color="auto" w:fill="FFFFFF"/>
+        <w:spacing w:after="0" w:line="330" w:lineRule="atLeast"/>
+        <w:rPr>
+          <w:rFonts w:ascii="Segoe UI" w:eastAsia="Times New Roman" w:hAnsi="Segoe UI" w:cs="Segoe UI"/>
+          <w:color w:val="1A1C1F"/>
+          <w:sz w:val="21"/>
+          <w:szCs w:val="21"/>
+          <w:lang w:eastAsia="es-CO"/>
+        </w:rPr>
+      </w:pPr>
+      <w:hyperlink r:id="rId11" w:tgtFrame="_blank" w:history="1">
+        <w:r>
+          <w:rPr>
+            <w:rFonts w:ascii="Segoe UI" w:eastAsia="Times New Roman" w:hAnsi="Segoe UI" w:cs="Segoe UI"/>
+            <w:color w:val="0000FF"/>
+            <w:sz w:val="21"/>
+            <w:szCs w:val="21"/>
+            <w:u w:val="single"/>
+            <w:bdr w:val="single" w:sz="2" w:space="0" w:color="auto" w:frame="1"/>
+            <w:lang w:eastAsia="es-CO"/>
+          </w:rPr>
+          <w:t>http://100.24.195.148</w:t>
+        </w:r>
+      </w:hyperlink>
+    </w:p>
+    <w:p>
+      <w:pPr>
+        <w:pBdr>
+          <w:top w:val="single" w:sz="2" w:space="0" w:color="auto"/>
+          <w:left w:val="single" w:sz="2" w:space="0" w:color="auto"/>
+          <w:bottom w:val="single" w:sz="2" w:space="0" w:color="auto"/>
+          <w:right w:val="single" w:sz="2" w:space="0" w:color="auto"/>
+        </w:pBdr>
+        <w:shd w:val="clear" w:color="auto" w:fill="FFFFFF"/>
+        <w:spacing w:after="0" w:line="330" w:lineRule="atLeast"/>
+        <w:rPr>
+          <w:rFonts w:ascii="Segoe UI" w:eastAsia="Times New Roman" w:hAnsi="Segoe UI" w:cs="Segoe UI"/>
+          <w:color w:val="1A1C1F"/>
+          <w:sz w:val="21"/>
+          <w:szCs w:val="21"/>
+          <w:lang w:eastAsia="es-CO"/>
+        </w:rPr>
+      </w:pPr>
+      <w:r>
+        <w:rPr>
+          <w:rFonts w:ascii="Segoe UI" w:eastAsia="Times New Roman" w:hAnsi="Segoe UI" w:cs="Segoe UI"/>
+          <w:color w:val="1A1C1F"/>
+          <w:sz w:val="21"/>
+          <w:szCs w:val="21"/>
+          <w:lang w:eastAsia="es-CO"/>
+        </w:rPr>
+        <w:t>Esa IP es tu servidor AWS. Por ahora está sin dominio y sin HTTPS, pero ya carga la aplicación.</w:t>
+      </w:r>
+    </w:p>
+    <w:p>
+      <w:pPr>
+        <w:pBdr>
+          <w:top w:val="single" w:sz="2" w:space="0" w:color="auto"/>
+          <w:left w:val="single" w:sz="2" w:space="0" w:color="auto"/>
+          <w:bottom w:val="single" w:sz="2" w:space="0" w:color="auto"/>
+          <w:right w:val="single" w:sz="2" w:space="0" w:color="auto"/>
+        </w:pBdr>
+        <w:shd w:val="clear" w:color="auto" w:fill="FFFFFF"/>
+        <w:spacing w:after="0" w:line="330" w:lineRule="atLeast"/>
+        <w:rPr>
+          <w:rFonts w:ascii="Segoe UI" w:eastAsia="Times New Roman" w:hAnsi="Segoe UI" w:cs="Segoe UI"/>
+          <w:color w:val="1A1C1F"/>
+          <w:sz w:val="21"/>
+          <w:szCs w:val="21"/>
+          <w:lang w:eastAsia="es-CO"/>
+        </w:rPr>
+      </w:pPr>
+      <w:r>
+        <w:rPr>
+          <w:rFonts w:ascii="Segoe UI" w:eastAsia="Times New Roman" w:hAnsi="Segoe UI" w:cs="Segoe UI"/>
+          <w:color w:val="1A1C1F"/>
+          <w:sz w:val="21"/>
+          <w:szCs w:val="21"/>
+          <w:lang w:eastAsia="es-CO"/>
+        </w:rPr>
+        <w:t>También puedes probar estas rutas:</w:t>
+      </w:r>
+    </w:p>
+    <w:p>
+      <w:pPr>
+        <w:numPr>
+          <w:ilvl w:val="0"/>
+          <w:numId w:val="1"/>
+        </w:numPr>
+        <w:pBdr>
+          <w:top w:val="single" w:sz="2" w:space="0" w:color="auto"/>
+          <w:left w:val="single" w:sz="2" w:space="0" w:color="auto"/>
+          <w:bottom w:val="single" w:sz="2" w:space="0" w:color="auto"/>
+          <w:right w:val="single" w:sz="2" w:space="0" w:color="auto"/>
+        </w:pBdr>
+        <w:shd w:val="clear" w:color="auto" w:fill="FFFFFF"/>
+        <w:spacing w:after="0" w:line="330" w:lineRule="atLeast"/>
+        <w:ind w:left="0"/>
+        <w:rPr>
+          <w:rFonts w:ascii="Segoe UI" w:eastAsia="Times New Roman" w:hAnsi="Segoe UI" w:cs="Segoe UI"/>
+          <w:color w:val="1A1C1F"/>
+          <w:sz w:val="21"/>
+          <w:szCs w:val="21"/>
+          <w:lang w:eastAsia="es-CO"/>
+        </w:rPr>
+      </w:pPr>
+      <w:proofErr w:type="spellStart"/>
+      <w:r>
+        <w:rPr>
+          <w:rFonts w:ascii="Segoe UI" w:eastAsia="Times New Roman" w:hAnsi="Segoe UI" w:cs="Segoe UI"/>
+          <w:color w:val="1A1C1F"/>
+          <w:sz w:val="21"/>
+          <w:szCs w:val="21"/>
+          <w:lang w:eastAsia="es-CO"/>
+        </w:rPr>
+        <w:t>Login</w:t>
+      </w:r>
+      <w:proofErr w:type="spellEnd"/>
+      <w:r>
+        <w:rPr>
+          <w:rFonts w:ascii="Segoe UI" w:eastAsia="Times New Roman" w:hAnsi="Segoe UI" w:cs="Segoe UI"/>
+          <w:color w:val="1A1C1F"/>
+          <w:sz w:val="21"/>
+          <w:szCs w:val="21"/>
+          <w:lang w:eastAsia="es-CO"/>
+        </w:rPr>
+        <w:t>: </w:t>
+      </w:r>
+      <w:hyperlink r:id="rId12" w:tgtFrame="_blank" w:history="1">
+        <w:r>
+          <w:rPr>
+            <w:rFonts w:ascii="Segoe UI" w:eastAsia="Times New Roman" w:hAnsi="Segoe UI" w:cs="Segoe UI"/>
+            <w:color w:val="0000FF"/>
+            <w:sz w:val="21"/>
+            <w:szCs w:val="21"/>
+            <w:u w:val="single"/>
+            <w:bdr w:val="single" w:sz="2" w:space="0" w:color="auto" w:frame="1"/>
+            <w:lang w:eastAsia="es-CO"/>
+          </w:rPr>
+          <w:t>http://100.24.195.148/login</w:t>
+        </w:r>
+      </w:hyperlink>
+    </w:p>
+    <w:p>
+      <w:pPr>
+        <w:numPr>
+          <w:ilvl w:val="0"/>
+          <w:numId w:val="1"/>
+        </w:numPr>
+        <w:pBdr>
+          <w:top w:val="single" w:sz="2" w:space="0" w:color="auto"/>
+          <w:left w:val="single" w:sz="2" w:space="0" w:color="auto"/>
+          <w:bottom w:val="single" w:sz="2" w:space="0" w:color="auto"/>
+          <w:right w:val="single" w:sz="2" w:space="0" w:color="auto"/>
+        </w:pBdr>
+        <w:shd w:val="clear" w:color="auto" w:fill="FFFFFF"/>
+        <w:spacing w:after="0" w:line="330" w:lineRule="atLeast"/>
+        <w:ind w:left="0"/>
+        <w:rPr>
+          <w:rFonts w:ascii="Segoe UI" w:eastAsia="Times New Roman" w:hAnsi="Segoe UI" w:cs="Segoe UI"/>
+          <w:color w:val="1A1C1F"/>
+          <w:sz w:val="21"/>
+          <w:szCs w:val="21"/>
+          <w:lang w:eastAsia="es-CO"/>
+        </w:rPr>
+      </w:pPr>
+      <w:r>
+        <w:rPr>
+          <w:rFonts w:ascii="Segoe UI" w:eastAsia="Times New Roman" w:hAnsi="Segoe UI" w:cs="Segoe UI"/>
+          <w:color w:val="1A1C1F"/>
+          <w:sz w:val="21"/>
+          <w:szCs w:val="21"/>
+          <w:lang w:eastAsia="es-CO"/>
+        </w:rPr>
+        <w:t>Registro: </w:t>
+      </w:r>
+      <w:hyperlink r:id="rId13" w:tgtFrame="_blank" w:history="1">
+        <w:r>
+          <w:rPr>
+            <w:rFonts w:ascii="Segoe UI" w:eastAsia="Times New Roman" w:hAnsi="Segoe UI" w:cs="Segoe UI"/>
+            <w:color w:val="0000FF"/>
+            <w:sz w:val="21"/>
+            <w:szCs w:val="21"/>
+            <w:u w:val="single"/>
+            <w:bdr w:val="single" w:sz="2" w:space="0" w:color="auto" w:frame="1"/>
+            <w:lang w:eastAsia="es-CO"/>
+          </w:rPr>
+          <w:t>http://100.24.195.148/registro</w:t>
+        </w:r>
+      </w:hyperlink>
+    </w:p>
+    <w:p>
+      <w:pPr>
+        <w:numPr>
+          <w:ilvl w:val="0"/>
+          <w:numId w:val="1"/>
+        </w:numPr>
+        <w:pBdr>
+          <w:top w:val="single" w:sz="2" w:space="0" w:color="auto"/>
+          <w:left w:val="single" w:sz="2" w:space="0" w:color="auto"/>
+          <w:bottom w:val="single" w:sz="2" w:space="0" w:color="auto"/>
+          <w:right w:val="single" w:sz="2" w:space="0" w:color="auto"/>
+        </w:pBdr>
+        <w:shd w:val="clear" w:color="auto" w:fill="FFFFFF"/>
+        <w:spacing w:after="0" w:line="330" w:lineRule="atLeast"/>
+        <w:ind w:left="0"/>
+        <w:rPr>
+          <w:rFonts w:ascii="Segoe UI" w:eastAsia="Times New Roman" w:hAnsi="Segoe UI" w:cs="Segoe UI"/>
+          <w:color w:val="1A1C1F"/>
+          <w:sz w:val="21"/>
+          <w:szCs w:val="21"/>
+          <w:lang w:eastAsia="es-CO"/>
+        </w:rPr>
+      </w:pPr>
+      <w:proofErr w:type="spellStart"/>
+      <w:r>
+        <w:rPr>
+          <w:rFonts w:ascii="Segoe UI" w:eastAsia="Times New Roman" w:hAnsi="Segoe UI" w:cs="Segoe UI"/>
+          <w:color w:val="1A1C1F"/>
+          <w:sz w:val="21"/>
+          <w:szCs w:val="21"/>
+          <w:lang w:eastAsia="es-CO"/>
+        </w:rPr>
+        <w:t>Health</w:t>
+      </w:r>
+      <w:proofErr w:type="spellEnd"/>
+      <w:r>
+        <w:rPr>
+          <w:rFonts w:ascii="Segoe UI" w:eastAsia="Times New Roman" w:hAnsi="Segoe UI" w:cs="Segoe UI"/>
+          <w:color w:val="1A1C1F"/>
+          <w:sz w:val="21"/>
+          <w:szCs w:val="21"/>
+          <w:lang w:eastAsia="es-CO"/>
+        </w:rPr>
+        <w:t xml:space="preserve"> </w:t>
+      </w:r>
+      <w:proofErr w:type="spellStart"/>
+      <w:r>
+        <w:rPr>
+          <w:rFonts w:ascii="Segoe UI" w:eastAsia="Times New Roman" w:hAnsi="Segoe UI" w:cs="Segoe UI"/>
+          <w:color w:val="1A1C1F"/>
+          <w:sz w:val="21"/>
+          <w:szCs w:val="21"/>
+          <w:lang w:eastAsia="es-CO"/>
+        </w:rPr>
+        <w:t>check</w:t>
+      </w:r>
+      <w:proofErr w:type="spellEnd"/>
+      <w:r>
+        <w:rPr>
+          <w:rFonts w:ascii="Segoe UI" w:eastAsia="Times New Roman" w:hAnsi="Segoe UI" w:cs="Segoe UI"/>
+          <w:color w:val="1A1C1F"/>
+          <w:sz w:val="21"/>
+          <w:szCs w:val="21"/>
+          <w:lang w:eastAsia="es-CO"/>
+        </w:rPr>
+        <w:t>: </w:t>
+      </w:r>
+      <w:hyperlink r:id="rId14" w:tgtFrame="_blank" w:history="1">
+        <w:r>
+          <w:rPr>
+            <w:rFonts w:ascii="Segoe UI" w:eastAsia="Times New Roman" w:hAnsi="Segoe UI" w:cs="Segoe UI"/>
+            <w:color w:val="0000FF"/>
+            <w:sz w:val="21"/>
+            <w:szCs w:val="21"/>
+            <w:u w:val="single"/>
+            <w:bdr w:val="single" w:sz="2" w:space="0" w:color="auto" w:frame="1"/>
+            <w:lang w:eastAsia="es-CO"/>
+          </w:rPr>
+          <w:t>http://100.24.195.148/health</w:t>
+        </w:r>
+      </w:hyperlink>
+    </w:p>
+    <w:p>
+      <w:pPr>
+        <w:pBdr>
+          <w:top w:val="single" w:sz="2" w:space="0" w:color="auto"/>
+          <w:left w:val="single" w:sz="2" w:space="0" w:color="auto"/>
+          <w:bottom w:val="single" w:sz="2" w:space="0" w:color="auto"/>
+          <w:right w:val="single" w:sz="2" w:space="0" w:color="auto"/>
+        </w:pBdr>
+        <w:shd w:val="clear" w:color="auto" w:fill="FFFFFF"/>
+        <w:spacing w:after="0" w:line="330" w:lineRule="atLeast"/>
+        <w:rPr>
+          <w:rFonts w:ascii="Segoe UI" w:eastAsia="Times New Roman" w:hAnsi="Segoe UI" w:cs="Segoe UI"/>
+          <w:color w:val="1A1C1F"/>
+          <w:sz w:val="21"/>
+          <w:szCs w:val="21"/>
+          <w:lang w:eastAsia="es-CO"/>
+        </w:rPr>
+      </w:pPr>
+      <w:r>
+        <w:rPr>
+          <w:rFonts w:ascii="Segoe UI" w:eastAsia="Times New Roman" w:hAnsi="Segoe UI" w:cs="Segoe UI"/>
+          <w:color w:val="1A1C1F"/>
+          <w:sz w:val="21"/>
+          <w:szCs w:val="21"/>
+          <w:lang w:eastAsia="es-CO"/>
+        </w:rPr>
+        <w:t>Cuando confirmes que abre bien, seguimos con el dominio y luego HTTPS.</w:t>
+      </w:r>
+    </w:p>
+    <w:p>
       <w:bookmarkStart w:id="0" w:name="_GoBack"/>
       <w:bookmarkEnd w:id="0"/>
     </w:p>
@@ -351,6 +664,163 @@
     </w:sectPr>
   </w:body>
 </w:document>
+</file>
+
+<file path=word/numbering.xml><?xml version="1.0" encoding="utf-8"?>
+<w:numbering xmlns:wpc="http://schemas.microsoft.com/office/word/2010/wordprocessingCanvas" xmlns:mc="http://schemas.openxmlformats.org/markup-compatibility/2006" xmlns:o="urn:schemas-microsoft-com:office:office" xmlns:r="http://schemas.openxmlformats.org/officeDocument/2006/relationships" xmlns:m="http://schemas.openxmlformats.org/officeDocument/2006/math" xmlns:v="urn:schemas-microsoft-com:vml" xmlns:wp14="http://schemas.microsoft.com/office/word/2010/wordprocessingDrawing" xmlns:wp="http://schemas.openxmlformats.org/drawingml/2006/wordprocessingDrawing" xmlns:w10="urn:schemas-microsoft-com:office:word" xmlns:w="http://schemas.openxmlformats.org/wordprocessingml/2006/main" xmlns:w14="http://schemas.microsoft.com/office/word/2010/wordml" xmlns:w15="http://schemas.microsoft.com/office/word/2012/wordml" xmlns:wpg="http://schemas.microsoft.com/office/word/2010/wordprocessingGroup" xmlns:wpi="http://schemas.microsoft.com/office/word/2010/wordprocessingInk" xmlns:wne="http://schemas.microsoft.com/office/word/2006/wordml" xmlns:wps="http://schemas.microsoft.com/office/word/2010/wordprocessingShape" mc:Ignorable="w14 w15 wp14">
+  <w:abstractNum w:abstractNumId="0" w15:restartNumberingAfterBreak="0">
+    <w:nsid w:val="1B135B7E"/>
+    <w:multiLevelType w:val="multilevel"/>
+    <w:tmpl w:val="75F2378A"/>
+    <w:lvl w:ilvl="0">
+      <w:start w:val="1"/>
+      <w:numFmt w:val="bullet"/>
+      <w:lvlText w:val=""/>
+      <w:lvlJc w:val="left"/>
+      <w:pPr>
+        <w:tabs>
+          <w:tab w:val="num" w:pos="720"/>
+        </w:tabs>
+        <w:ind w:left="720" w:hanging="360"/>
+      </w:pPr>
+      <w:rPr>
+        <w:rFonts w:ascii="Symbol" w:hAnsi="Symbol" w:hint="default"/>
+        <w:sz w:val="20"/>
+      </w:rPr>
+    </w:lvl>
+    <w:lvl w:ilvl="1" w:tentative="1">
+      <w:start w:val="1"/>
+      <w:numFmt w:val="bullet"/>
+      <w:lvlText w:val=""/>
+      <w:lvlJc w:val="left"/>
+      <w:pPr>
+        <w:tabs>
+          <w:tab w:val="num" w:pos="1440"/>
+        </w:tabs>
+        <w:ind w:left="1440" w:hanging="360"/>
+      </w:pPr>
+      <w:rPr>
+        <w:rFonts w:ascii="Symbol" w:hAnsi="Symbol" w:hint="default"/>
+        <w:sz w:val="20"/>
+      </w:rPr>
+    </w:lvl>
+    <w:lvl w:ilvl="2" w:tentative="1">
+      <w:start w:val="1"/>
+      <w:numFmt w:val="bullet"/>
+      <w:lvlText w:val=""/>
+      <w:lvlJc w:val="left"/>
+      <w:pPr>
+        <w:tabs>
+          <w:tab w:val="num" w:pos="2160"/>
+        </w:tabs>
+        <w:ind w:left="2160" w:hanging="360"/>
+      </w:pPr>
+      <w:rPr>
+        <w:rFonts w:ascii="Symbol" w:hAnsi="Symbol" w:hint="default"/>
+        <w:sz w:val="20"/>
+      </w:rPr>
+    </w:lvl>
+    <w:lvl w:ilvl="3" w:tentative="1">
+      <w:start w:val="1"/>
+      <w:numFmt w:val="bullet"/>
+      <w:lvlText w:val=""/>
+      <w:lvlJc w:val="left"/>
+      <w:pPr>
+        <w:tabs>
+          <w:tab w:val="num" w:pos="2880"/>
+        </w:tabs>
+        <w:ind w:left="2880" w:hanging="360"/>
+      </w:pPr>
+      <w:rPr>
+        <w:rFonts w:ascii="Symbol" w:hAnsi="Symbol" w:hint="default"/>
+        <w:sz w:val="20"/>
+      </w:rPr>
+    </w:lvl>
+    <w:lvl w:ilvl="4" w:tentative="1">
+      <w:start w:val="1"/>
+      <w:numFmt w:val="bullet"/>
+      <w:lvlText w:val=""/>
+      <w:lvlJc w:val="left"/>
+      <w:pPr>
+        <w:tabs>
+          <w:tab w:val="num" w:pos="3600"/>
+        </w:tabs>
+        <w:ind w:left="3600" w:hanging="360"/>
+      </w:pPr>
+      <w:rPr>
+        <w:rFonts w:ascii="Symbol" w:hAnsi="Symbol" w:hint="default"/>
+        <w:sz w:val="20"/>
+      </w:rPr>
+    </w:lvl>
+    <w:lvl w:ilvl="5" w:tentative="1">
+      <w:start w:val="1"/>
+      <w:numFmt w:val="bullet"/>
+      <w:lvlText w:val=""/>
+      <w:lvlJc w:val="left"/>
+      <w:pPr>
+        <w:tabs>
+          <w:tab w:val="num" w:pos="4320"/>
+        </w:tabs>
+        <w:ind w:left="4320" w:hanging="360"/>
+      </w:pPr>
+      <w:rPr>
+        <w:rFonts w:ascii="Symbol" w:hAnsi="Symbol" w:hint="default"/>
+        <w:sz w:val="20"/>
+      </w:rPr>
+    </w:lvl>
+    <w:lvl w:ilvl="6" w:tentative="1">
+      <w:start w:val="1"/>
+      <w:numFmt w:val="bullet"/>
+      <w:lvlText w:val=""/>
+      <w:lvlJc w:val="left"/>
+      <w:pPr>
+        <w:tabs>
+          <w:tab w:val="num" w:pos="5040"/>
+        </w:tabs>
+        <w:ind w:left="5040" w:hanging="360"/>
+      </w:pPr>
+      <w:rPr>
+        <w:rFonts w:ascii="Symbol" w:hAnsi="Symbol" w:hint="default"/>
+        <w:sz w:val="20"/>
+      </w:rPr>
+    </w:lvl>
+    <w:lvl w:ilvl="7" w:tentative="1">
+      <w:start w:val="1"/>
+      <w:numFmt w:val="bullet"/>
+      <w:lvlText w:val=""/>
+      <w:lvlJc w:val="left"/>
+      <w:pPr>
+        <w:tabs>
+          <w:tab w:val="num" w:pos="5760"/>
+        </w:tabs>
+        <w:ind w:left="5760" w:hanging="360"/>
+      </w:pPr>
+      <w:rPr>
+        <w:rFonts w:ascii="Symbol" w:hAnsi="Symbol" w:hint="default"/>
+        <w:sz w:val="20"/>
+      </w:rPr>
+    </w:lvl>
+    <w:lvl w:ilvl="8" w:tentative="1">
+      <w:start w:val="1"/>
+      <w:numFmt w:val="bullet"/>
+      <w:lvlText w:val=""/>
+      <w:lvlJc w:val="left"/>
+      <w:pPr>
+        <w:tabs>
+          <w:tab w:val="num" w:pos="6480"/>
+        </w:tabs>
+        <w:ind w:left="6480" w:hanging="360"/>
+      </w:pPr>
+      <w:rPr>
+        <w:rFonts w:ascii="Symbol" w:hAnsi="Symbol" w:hint="default"/>
+        <w:sz w:val="20"/>
+      </w:rPr>
+    </w:lvl>
+  </w:abstractNum>
+  <w:num w:numId="1">
+    <w:abstractNumId w:val="0"/>
+  </w:num>
+</w:numbering>
 </file>
 
 <file path=word/styles.xml><?xml version="1.0" encoding="utf-8"?>
@@ -774,6 +1244,25 @@
     <w:semiHidden/>
     <w:unhideWhenUsed/>
   </w:style>
+  <w:style w:type="paragraph" w:customStyle="1" w:styleId="text-size-chat">
+    <w:name w:val="text-size-chat"/>
+    <w:basedOn w:val="Normal"/>
+    <w:rsid w:val="00F33D06"/>
+    <w:pPr>
+      <w:spacing w:before="100" w:beforeAutospacing="1" w:after="100" w:afterAutospacing="1" w:line="240" w:lineRule="auto"/>
+    </w:pPr>
+    <w:rPr>
+      <w:rFonts w:ascii="Times New Roman" w:eastAsia="Times New Roman" w:hAnsi="Times New Roman" w:cs="Times New Roman"/>
+      <w:sz w:val="24"/>
+      <w:szCs w:val="24"/>
+      <w:lang w:eastAsia="es-CO"/>
+    </w:rPr>
+  </w:style>
+  <w:style w:type="character" w:customStyle="1" w:styleId="px-05">
+    <w:name w:val="px-0.5"/>
+    <w:basedOn w:val="Fuentedeprrafopredeter"/>
+    <w:rsid w:val="00F33D06"/>
+  </w:style>
 </w:styles>
 </file>
 

--- a/pagina aws.docx
+++ b/pagina aws.docx
@@ -2,6 +2,32 @@
 <file path=word/document.xml><?xml version="1.0" encoding="utf-8"?>
 <w:document xmlns:wpc="http://schemas.microsoft.com/office/word/2010/wordprocessingCanvas" xmlns:mc="http://schemas.openxmlformats.org/markup-compatibility/2006" xmlns:o="urn:schemas-microsoft-com:office:office" xmlns:r="http://schemas.openxmlformats.org/officeDocument/2006/relationships" xmlns:m="http://schemas.openxmlformats.org/officeDocument/2006/math" xmlns:v="urn:schemas-microsoft-com:vml" xmlns:wp14="http://schemas.microsoft.com/office/word/2010/wordprocessingDrawing" xmlns:wp="http://schemas.openxmlformats.org/drawingml/2006/wordprocessingDrawing" xmlns:w10="urn:schemas-microsoft-com:office:word" xmlns:w="http://schemas.openxmlformats.org/wordprocessingml/2006/main" xmlns:w14="http://schemas.microsoft.com/office/word/2010/wordml" xmlns:w15="http://schemas.microsoft.com/office/word/2012/wordml" xmlns:wpg="http://schemas.microsoft.com/office/word/2010/wordprocessingGroup" xmlns:wpi="http://schemas.microsoft.com/office/word/2010/wordprocessingInk" xmlns:wne="http://schemas.microsoft.com/office/word/2006/wordml" xmlns:wps="http://schemas.microsoft.com/office/word/2010/wordprocessingShape" mc:Ignorable="w14 w15 wp14">
   <w:body>
+    <w:p>
+      <w:r>
+        <w:t xml:space="preserve">Correo: </w:t>
+      </w:r>
+      <w:hyperlink r:id="rId5" w:history="1">
+        <w:r>
+          <w:rPr>
+            <w:rStyle w:val="Hipervnculo"/>
+          </w:rPr>
+          <w:t>Jonathan.ramirez@mybosi.com</w:t>
+        </w:r>
+      </w:hyperlink>
+    </w:p>
+    <w:p>
+      <w:r>
+        <w:t>Contraseña: CC1036622332*.*</w:t>
+      </w:r>
+      <w:bookmarkStart w:id="0" w:name="_GoBack"/>
+      <w:bookmarkEnd w:id="0"/>
+    </w:p>
+    <w:p>
+      <w:r>
+        <w:t>Por AUTENTICADOR DE MICROSOFT: AMAZON WEB SERVICES</w:t>
+      </w:r>
+    </w:p>
+    <w:p/>
     <w:p>
       <w:r>
         <w:rPr>
@@ -26,7 +52,7 @@
                     </pic:cNvPicPr>
                   </pic:nvPicPr>
                   <pic:blipFill>
-                    <a:blip r:embed="rId5">
+                    <a:blip r:embed="rId6">
                       <a:extLst>
                         <a:ext uri="{28A0092B-C50C-407E-A947-70E740481C1C}">
                           <a14:useLocalDpi xmlns:a14="http://schemas.microsoft.com/office/drawing/2010/main" val="0"/>
@@ -83,7 +109,7 @@
                     </pic:cNvPicPr>
                   </pic:nvPicPr>
                   <pic:blipFill>
-                    <a:blip r:embed="rId6">
+                    <a:blip r:embed="rId7">
                       <a:extLst>
                         <a:ext uri="{28A0092B-C50C-407E-A947-70E740481C1C}">
                           <a14:useLocalDpi xmlns:a14="http://schemas.microsoft.com/office/drawing/2010/main" val="0"/>
@@ -140,7 +166,7 @@
                     </pic:cNvPicPr>
                   </pic:nvPicPr>
                   <pic:blipFill>
-                    <a:blip r:embed="rId7">
+                    <a:blip r:embed="rId8">
                       <a:extLst>
                         <a:ext uri="{28A0092B-C50C-407E-A947-70E740481C1C}">
                           <a14:useLocalDpi xmlns:a14="http://schemas.microsoft.com/office/drawing/2010/main" val="0"/>
@@ -196,7 +222,7 @@
                     </pic:cNvPicPr>
                   </pic:nvPicPr>
                   <pic:blipFill>
-                    <a:blip r:embed="rId8">
+                    <a:blip r:embed="rId9">
                       <a:extLst>
                         <a:ext uri="{28A0092B-C50C-407E-A947-70E740481C1C}">
                           <a14:useLocalDpi xmlns:a14="http://schemas.microsoft.com/office/drawing/2010/main" val="0"/>
@@ -253,7 +279,7 @@
                     </pic:cNvPicPr>
                   </pic:nvPicPr>
                   <pic:blipFill>
-                    <a:blip r:embed="rId9" cstate="print">
+                    <a:blip r:embed="rId10" cstate="print">
                       <a:extLst>
                         <a:ext uri="{28A0092B-C50C-407E-A947-70E740481C1C}">
                           <a14:useLocalDpi xmlns:a14="http://schemas.microsoft.com/office/drawing/2010/main" val="0"/>
@@ -309,7 +335,7 @@
                     </pic:cNvPicPr>
                   </pic:nvPicPr>
                   <pic:blipFill>
-                    <a:blip r:embed="rId10" cstate="print">
+                    <a:blip r:embed="rId11" cstate="print">
                       <a:extLst>
                         <a:ext uri="{28A0092B-C50C-407E-A947-70E740481C1C}">
                           <a14:useLocalDpi xmlns:a14="http://schemas.microsoft.com/office/drawing/2010/main" val="0"/>
@@ -360,7 +386,7 @@
           <w:lang w:eastAsia="es-CO"/>
         </w:rPr>
       </w:pPr>
-      <w:hyperlink r:id="rId11" w:tgtFrame="_blank" w:history="1">
+      <w:hyperlink r:id="rId12" w:tgtFrame="_blank" w:history="1">
         <w:r>
           <w:rPr>
             <w:rFonts w:ascii="Segoe UI" w:eastAsia="Times New Roman" w:hAnsi="Segoe UI" w:cs="Segoe UI"/>
@@ -478,7 +504,7 @@
         </w:rPr>
         <w:t>: </w:t>
       </w:r>
-      <w:hyperlink r:id="rId12" w:tgtFrame="_blank" w:history="1">
+      <w:hyperlink r:id="rId13" w:tgtFrame="_blank" w:history="1">
         <w:r>
           <w:rPr>
             <w:rFonts w:ascii="Segoe UI" w:eastAsia="Times New Roman" w:hAnsi="Segoe UI" w:cs="Segoe UI"/>
@@ -526,7 +552,7 @@
         </w:rPr>
         <w:t>Registro: </w:t>
       </w:r>
-      <w:hyperlink r:id="rId13" w:tgtFrame="_blank" w:history="1">
+      <w:hyperlink r:id="rId14" w:tgtFrame="_blank" w:history="1">
         <w:r>
           <w:rPr>
             <w:rFonts w:ascii="Segoe UI" w:eastAsia="Times New Roman" w:hAnsi="Segoe UI" w:cs="Segoe UI"/>
@@ -608,7 +634,7 @@
         </w:rPr>
         <w:t>: </w:t>
       </w:r>
-      <w:hyperlink r:id="rId14" w:tgtFrame="_blank" w:history="1">
+      <w:hyperlink r:id="rId15" w:tgtFrame="_blank" w:history="1">
         <w:r>
           <w:rPr>
             <w:rFonts w:ascii="Segoe UI" w:eastAsia="Times New Roman" w:hAnsi="Segoe UI" w:cs="Segoe UI"/>
@@ -652,10 +678,7 @@
         <w:t>Cuando confirmes que abre bien, seguimos con el dominio y luego HTTPS.</w:t>
       </w:r>
     </w:p>
-    <w:p>
-      <w:bookmarkStart w:id="0" w:name="_GoBack"/>
-      <w:bookmarkEnd w:id="0"/>
-    </w:p>
+    <w:p/>
     <w:sectPr>
       <w:pgSz w:w="12240" w:h="15840"/>
       <w:pgMar w:top="1417" w:right="1701" w:bottom="1417" w:left="1701" w:header="708" w:footer="708" w:gutter="0"/>
@@ -1263,6 +1286,17 @@
     <w:basedOn w:val="Fuentedeprrafopredeter"/>
     <w:rsid w:val="00F33D06"/>
   </w:style>
+  <w:style w:type="character" w:styleId="Hipervnculo">
+    <w:name w:val="Hyperlink"/>
+    <w:basedOn w:val="Fuentedeprrafopredeter"/>
+    <w:uiPriority w:val="99"/>
+    <w:unhideWhenUsed/>
+    <w:rsid w:val="002A22C5"/>
+    <w:rPr>
+      <w:color w:val="0563C1" w:themeColor="hyperlink"/>
+      <w:u w:val="single"/>
+    </w:rPr>
+  </w:style>
 </w:styles>
 </file>
 
